--- a/Bon Maclean CV 2026.docx
+++ b/Bon Maclean CV 2026.docx
@@ -119,6 +119,36 @@
           <w:lang w:val="en-AU"/>
         </w:rPr>
       </w:pPr>
+      <w:r>
+        <w:rPr>
+          <w:lang w:val="en-AU"/>
+        </w:rPr>
+        <w:tab/>
+      </w:r>
+      <w:r>
+        <w:rPr>
+          <w:lang w:val="en-AU"/>
+        </w:rPr>
+        <w:tab/>
+      </w:r>
+      <w:r>
+        <w:rPr>
+          <w:lang w:val="en-AU"/>
+        </w:rPr>
+        <w:tab/>
+      </w:r>
+      <w:r>
+        <w:rPr>
+          <w:lang w:val="en-AU"/>
+        </w:rPr>
+        <w:tab/>
+      </w:r>
+      <w:r>
+        <w:rPr>
+          <w:lang w:val="en-AU"/>
+        </w:rPr>
+        <w:tab/>
+      </w:r>
     </w:p>
     <w:p>
       <w:pPr>
@@ -342,6 +372,55 @@
           <w:lang w:val="en-AU"/>
         </w:rPr>
         <w:t>an engineering team while gaining practical industry experience in the STEM field.</w:t>
+      </w:r>
+      <w:r>
+        <w:rPr>
+          <w:lang w:val="en-AU"/>
+        </w:rPr>
+        <w:t xml:space="preserve"> For a more information of my university work please see: </w:t>
+      </w:r>
+      <w:hyperlink r:id="rId8" w:history="1">
+        <w:r>
+          <w:rPr>
+            <w:rStyle w:val="Hyperlink"/>
+            <w:lang w:val="en-AU"/>
+          </w:rPr>
+          <w:t>https://b</w:t>
+        </w:r>
+        <w:r>
+          <w:rPr>
+            <w:rStyle w:val="Hyperlink"/>
+            <w:lang w:val="en-AU"/>
+          </w:rPr>
+          <w:t>o</w:t>
+        </w:r>
+        <w:r>
+          <w:rPr>
+            <w:rStyle w:val="Hyperlink"/>
+            <w:lang w:val="en-AU"/>
+          </w:rPr>
+          <w:t>nmaclea</w:t>
+        </w:r>
+        <w:r>
+          <w:rPr>
+            <w:rStyle w:val="Hyperlink"/>
+            <w:lang w:val="en-AU"/>
+          </w:rPr>
+          <w:t>n</w:t>
+        </w:r>
+        <w:r>
+          <w:rPr>
+            <w:rStyle w:val="Hyperlink"/>
+            <w:lang w:val="en-AU"/>
+          </w:rPr>
+          <w:t>.com/</w:t>
+        </w:r>
+      </w:hyperlink>
+      <w:r>
+        <w:rPr>
+          <w:lang w:val="en-AU"/>
+        </w:rPr>
+        <w:t xml:space="preserve"> </w:t>
       </w:r>
     </w:p>
     <w:p>
@@ -2434,7 +2513,6 @@
           <w:sz w:val="28"/>
           <w:szCs w:val="28"/>
         </w:rPr>
-        <w:lastRenderedPageBreak/>
         <w:t>EXPERIENCE</w:t>
       </w:r>
     </w:p>
@@ -5055,9 +5133,6 @@
         <w:pStyle w:val="BodyText"/>
         <w:spacing w:before="113"/>
         <w:ind w:left="144"/>
-        <w:rPr>
-          <w:lang w:val="en-AU"/>
-        </w:rPr>
       </w:pPr>
       <w:r>
         <w:rPr>
@@ -5073,7 +5148,6 @@
         <w:t>request.</w:t>
       </w:r>
     </w:p>
-    <w:p/>
     <w:sectPr>
       <w:pgSz w:w="12240" w:h="15840"/>
       <w:pgMar w:top="700" w:right="720" w:bottom="280" w:left="720" w:header="720" w:footer="720" w:gutter="0"/>
@@ -7135,6 +7209,18 @@
       <w:shd w:val="clear" w:color="auto" w:fill="E1DFDD"/>
     </w:rPr>
   </w:style>
+  <w:style w:type="character" w:styleId="FollowedHyperlink">
+    <w:name w:val="FollowedHyperlink"/>
+    <w:basedOn w:val="DefaultParagraphFont"/>
+    <w:uiPriority w:val="99"/>
+    <w:semiHidden/>
+    <w:unhideWhenUsed/>
+    <w:rsid w:val="00815FA6"/>
+    <w:rPr>
+      <w:color w:val="96607D" w:themeColor="followedHyperlink"/>
+      <w:u w:val="single"/>
+    </w:rPr>
+  </w:style>
 </w:styles>
 </file>
 

--- a/Bon Maclean CV 2026.docx
+++ b/Bon Maclean CV 2026.docx
@@ -92,23 +92,36 @@
           <w:spacing w:val="-5"/>
           <w:lang w:val="en-AU"/>
         </w:rPr>
-        <w:br/>
+        <w:t xml:space="preserve"> | </w:t>
       </w:r>
       <w:hyperlink r:id="rId7" w:history="1">
         <w:r>
           <w:rPr>
             <w:rStyle w:val="Hyperlink"/>
+            <w:spacing w:val="-5"/>
             <w:lang w:val="en-AU"/>
           </w:rPr>
-          <w:t>https://www.linkedin.com/in/bon-maclean/</w:t>
+          <w:t xml:space="preserve"> </w:t>
+        </w:r>
+        <w:r>
+          <w:rPr>
+            <w:rStyle w:val="Hyperlink"/>
+          </w:rPr>
+          <w:t>Lin</w:t>
+        </w:r>
+        <w:r>
+          <w:rPr>
+            <w:rStyle w:val="Hyperlink"/>
+          </w:rPr>
+          <w:t>k</w:t>
+        </w:r>
+        <w:r>
+          <w:rPr>
+            <w:rStyle w:val="Hyperlink"/>
+          </w:rPr>
+          <w:t>edIn</w:t>
         </w:r>
       </w:hyperlink>
-      <w:r>
-        <w:rPr>
-          <w:lang w:val="en-AU"/>
-        </w:rPr>
-        <w:t xml:space="preserve"> </w:t>
-      </w:r>
     </w:p>
     <w:p>
       <w:pPr>
@@ -163,82 +176,11 @@
         <w:rPr>
           <w:lang w:val="en-AU"/>
         </w:rPr>
-        <w:t>I</w:t>
-      </w:r>
-      <w:r>
-        <w:rPr>
-          <w:spacing w:val="-3"/>
-          <w:lang w:val="en-AU"/>
-        </w:rPr>
-        <w:t xml:space="preserve"> </w:t>
-      </w:r>
-      <w:r>
-        <w:rPr>
-          <w:lang w:val="en-AU"/>
-        </w:rPr>
-        <w:t>am</w:t>
-      </w:r>
-      <w:r>
-        <w:rPr>
-          <w:spacing w:val="-3"/>
-          <w:lang w:val="en-AU"/>
-        </w:rPr>
-        <w:t xml:space="preserve"> </w:t>
-      </w:r>
-      <w:r>
-        <w:rPr>
-          <w:lang w:val="en-AU"/>
-        </w:rPr>
-        <w:t>passionate</w:t>
-      </w:r>
-      <w:r>
-        <w:rPr>
-          <w:spacing w:val="-3"/>
-          <w:lang w:val="en-AU"/>
-        </w:rPr>
-        <w:t xml:space="preserve"> </w:t>
-      </w:r>
-      <w:r>
-        <w:rPr>
-          <w:lang w:val="en-AU"/>
-        </w:rPr>
-        <w:t>about</w:t>
-      </w:r>
-      <w:r>
-        <w:rPr>
-          <w:spacing w:val="-3"/>
-          <w:lang w:val="en-AU"/>
-        </w:rPr>
-        <w:t xml:space="preserve"> </w:t>
-      </w:r>
-      <w:r>
-        <w:rPr>
-          <w:lang w:val="en-AU"/>
-        </w:rPr>
-        <w:t>aircraft</w:t>
-      </w:r>
-      <w:r>
-        <w:rPr>
-          <w:spacing w:val="-3"/>
-          <w:lang w:val="en-AU"/>
-        </w:rPr>
-        <w:t xml:space="preserve"> </w:t>
-      </w:r>
-      <w:r>
-        <w:rPr>
-          <w:lang w:val="en-AU"/>
-        </w:rPr>
-        <w:t>systems,</w:t>
-      </w:r>
-      <w:r>
-        <w:rPr>
-          <w:spacing w:val="-3"/>
-          <w:lang w:val="en-AU"/>
-        </w:rPr>
-        <w:t xml:space="preserve"> </w:t>
-      </w:r>
-      <w:r>
-        <w:rPr>
+        <w:t xml:space="preserve">Growing up in South Gippsland left a lot to be desired when it came to STEM. I was always passionate about spacecraft, physics and mathematics, leading to a lot of self-directed learning. I followed this passion to math competitions, the invention conventions, and I was fortunate to attend Discovery Melbourne. These experiences cemented my passion for </w:t>
+      </w:r>
+      <w:r>
+        <w:rPr>
+          <w:spacing w:val="-3"/>
           <w:lang w:val="en-AU"/>
         </w:rPr>
         <w:t>aerodynamics</w:t>
@@ -385,35 +327,7 @@
             <w:rStyle w:val="Hyperlink"/>
             <w:lang w:val="en-AU"/>
           </w:rPr>
-          <w:t>https://b</w:t>
-        </w:r>
-        <w:r>
-          <w:rPr>
-            <w:rStyle w:val="Hyperlink"/>
-            <w:lang w:val="en-AU"/>
-          </w:rPr>
-          <w:t>o</w:t>
-        </w:r>
-        <w:r>
-          <w:rPr>
-            <w:rStyle w:val="Hyperlink"/>
-            <w:lang w:val="en-AU"/>
-          </w:rPr>
-          <w:t>nmaclea</w:t>
-        </w:r>
-        <w:r>
-          <w:rPr>
-            <w:rStyle w:val="Hyperlink"/>
-            <w:lang w:val="en-AU"/>
-          </w:rPr>
-          <w:t>n</w:t>
-        </w:r>
-        <w:r>
-          <w:rPr>
-            <w:rStyle w:val="Hyperlink"/>
-            <w:lang w:val="en-AU"/>
-          </w:rPr>
-          <w:t>.com/</w:t>
+          <w:t>https://bonmaclean.com/</w:t>
         </w:r>
       </w:hyperlink>
       <w:r>
@@ -875,10 +789,20 @@
         <w:rPr>
           <w:b/>
           <w:bCs/>
+          <w:noProof/>
           <w:sz w:val="28"/>
           <w:szCs w:val="28"/>
         </w:rPr>
-        <w:t xml:space="preserve">COURSE </w:t>
+        <w:t>KEY</w:t>
+      </w:r>
+      <w:r>
+        <w:rPr>
+          <w:b/>
+          <w:bCs/>
+          <w:sz w:val="28"/>
+          <w:szCs w:val="28"/>
+        </w:rPr>
+        <w:t xml:space="preserve"> </w:t>
       </w:r>
       <w:r>
         <w:rPr>
@@ -2462,36 +2386,6 @@
       <w:pPr>
         <w:pStyle w:val="BodyText"/>
         <w:spacing w:before="49" w:line="242" w:lineRule="auto"/>
-        <w:ind w:left="144" w:right="346"/>
-        <w:rPr>
-          <w:lang w:val="en-AU"/>
-        </w:rPr>
-      </w:pPr>
-    </w:p>
-    <w:p>
-      <w:pPr>
-        <w:pStyle w:val="BodyText"/>
-        <w:spacing w:before="49" w:line="242" w:lineRule="auto"/>
-        <w:ind w:left="144" w:right="346"/>
-        <w:rPr>
-          <w:lang w:val="en-AU"/>
-        </w:rPr>
-      </w:pPr>
-    </w:p>
-    <w:p>
-      <w:pPr>
-        <w:pStyle w:val="BodyText"/>
-        <w:spacing w:before="49" w:line="242" w:lineRule="auto"/>
-        <w:ind w:left="144" w:right="346"/>
-        <w:rPr>
-          <w:lang w:val="en-AU"/>
-        </w:rPr>
-      </w:pPr>
-    </w:p>
-    <w:p>
-      <w:pPr>
-        <w:pStyle w:val="BodyText"/>
-        <w:spacing w:before="49" w:line="242" w:lineRule="auto"/>
         <w:ind w:left="0" w:right="346"/>
         <w:rPr>
           <w:lang w:val="en-AU"/>
@@ -2513,6 +2407,7 @@
           <w:sz w:val="28"/>
           <w:szCs w:val="28"/>
         </w:rPr>
+        <w:lastRenderedPageBreak/>
         <w:t>EXPERIENCE</w:t>
       </w:r>
     </w:p>
